--- a/docs/系统设计文档-完成版.docx
+++ b/docs/系统设计文档-完成版.docx
@@ -421,973 +421,336 @@
         </w:rPr>
       </w:pPr>
     </w:p>
-    <w:sdt>
-      <w:sdtPr>
+    <w:p>
+      <w:pPr>
+        <w:pStyle w:val="11"/>
+      </w:pPr>
+      <w:r>
         <w:rPr>
-          <w:rFonts w:eastAsia="仿宋" w:asciiTheme="minorHAnsi" w:hAnsiTheme="minorHAnsi" w:cstheme="minorBidi"/>
-          <w:color w:val="auto"/>
-          <w:kern w:val="2"/>
-          <w:sz w:val="28"/>
-          <w:szCs w:val="22"/>
-          <w:lang w:val="zh-CN"/>
+          <w:rFonts w:ascii="Times New Roman" w:hAnsi="Times New Roman" w:eastAsia="宋体"/>
+          <w:sz w:val="21"/>
         </w:rPr>
-        <w:id w:val="679081060"/>
-        <w:docPartObj>
-          <w:docPartGallery w:val="Table of Contents"/>
-          <w:docPartUnique/>
-        </w:docPartObj>
-      </w:sdtPr>
-      <w:sdtEndPr>
+        <w:t>1. 引言</w:t>
+      </w:r>
+      <w:r>
+        <w:tab/>
+      </w:r>
+      <w:r>
         <w:rPr>
-          <w:rFonts w:eastAsia="仿宋" w:asciiTheme="minorHAnsi" w:hAnsiTheme="minorHAnsi" w:cstheme="minorBidi"/>
-          <w:b/>
-          <w:bCs/>
-          <w:color w:val="auto"/>
-          <w:kern w:val="2"/>
-          <w:sz w:val="28"/>
-          <w:szCs w:val="22"/>
-          <w:lang w:val="zh-CN"/>
+          <w:rFonts w:ascii="Times New Roman" w:hAnsi="Times New Roman" w:eastAsia="宋体"/>
+          <w:sz w:val="21"/>
         </w:rPr>
-      </w:sdtEndPr>
-      <w:sdtContent>
-        <w:p>
-          <w:pPr>
-            <w:pStyle w:val="25"/>
-            <w:jc w:val="center"/>
-          </w:pPr>
-          <w:r>
-            <w:rPr>
-              <w:lang w:val="zh-CN"/>
-            </w:rPr>
-            <w:t>目</w:t>
-          </w:r>
-          <w:r>
-            <w:rPr>
-              <w:rFonts w:hint="eastAsia"/>
-              <w:lang w:val="zh-CN"/>
-            </w:rPr>
-            <w:t xml:space="preserve"> </w:t>
-          </w:r>
-          <w:r>
-            <w:rPr>
-              <w:lang w:val="zh-CN"/>
-            </w:rPr>
-            <w:t xml:space="preserve">  录</w:t>
-          </w:r>
-        </w:p>
-        <w:p>
-          <w:pPr>
-            <w:pStyle w:val="11"/>
-            <w:tabs>
-              <w:tab w:val="left" w:pos="560"/>
-              <w:tab w:val="right" w:leader="dot" w:pos="8296"/>
-            </w:tabs>
-            <w:rPr>
-              <w:rFonts w:eastAsiaTheme="minorEastAsia"/>
-              <w:b w:val="0"/>
-              <w:bCs w:val="0"/>
-              <w:caps w:val="0"/>
-              <w:sz w:val="21"/>
-              <w:szCs w:val="22"/>
-            </w:rPr>
-          </w:pPr>
-          <w:r>
-            <w:rPr>
-              <w:b w:val="0"/>
-              <w:bCs w:val="0"/>
-              <w:caps w:val="0"/>
-            </w:rPr>
-            <w:fldChar w:fldCharType="begin"/>
-          </w:r>
-          <w:r>
-            <w:rPr>
-              <w:b w:val="0"/>
-              <w:bCs w:val="0"/>
-              <w:caps w:val="0"/>
-            </w:rPr>
-            <w:instrText xml:space="preserve"> TOC \o "1-3" \h \z \u </w:instrText>
-          </w:r>
-          <w:r>
-            <w:rPr>
-              <w:b w:val="0"/>
-              <w:bCs w:val="0"/>
-              <w:caps w:val="0"/>
-            </w:rPr>
-            <w:fldChar w:fldCharType="separate"/>
-          </w:r>
-          <w:r>
-            <w:fldChar w:fldCharType="begin"/>
-          </w:r>
-          <w:r>
-            <w:instrText xml:space="preserve"> HYPERLINK \l "_Toc107995979" </w:instrText>
-          </w:r>
-          <w:r>
-            <w:fldChar w:fldCharType="separate"/>
-          </w:r>
-          <w:r>
-            <w:rPr>
-              <w:rStyle w:val="19"/>
-            </w:rPr>
-            <w:t>1</w:t>
-          </w:r>
-          <w:r>
-            <w:rPr>
-              <w:rFonts w:eastAsiaTheme="minorEastAsia"/>
-              <w:b w:val="0"/>
-              <w:bCs w:val="0"/>
-              <w:caps w:val="0"/>
-              <w:sz w:val="21"/>
-              <w:szCs w:val="22"/>
-            </w:rPr>
-            <w:tab/>
-          </w:r>
-          <w:r>
-            <w:rPr>
-              <w:rStyle w:val="19"/>
-            </w:rPr>
-            <w:t>引言</w:t>
-          </w:r>
-          <w:r>
-            <w:tab/>
-          </w:r>
-          <w:r>
-            <w:fldChar w:fldCharType="begin"/>
-          </w:r>
-          <w:r>
-            <w:instrText xml:space="preserve"> PAGEREF _Toc107995979 \h </w:instrText>
-          </w:r>
-          <w:r>
-            <w:fldChar w:fldCharType="separate"/>
-          </w:r>
-          <w:r>
-            <w:t>1</w:t>
-          </w:r>
-          <w:r>
-            <w:fldChar w:fldCharType="end"/>
-          </w:r>
-          <w:r>
-            <w:fldChar w:fldCharType="end"/>
-          </w:r>
-        </w:p>
-        <w:p>
-          <w:pPr>
-            <w:pStyle w:val="14"/>
-            <w:tabs>
-              <w:tab w:val="left" w:pos="840"/>
-              <w:tab w:val="right" w:leader="dot" w:pos="8296"/>
-            </w:tabs>
-            <w:rPr>
-              <w:rFonts w:eastAsiaTheme="minorEastAsia"/>
-              <w:smallCaps w:val="0"/>
-              <w:sz w:val="21"/>
-              <w:szCs w:val="22"/>
-            </w:rPr>
-          </w:pPr>
-          <w:r>
-            <w:fldChar w:fldCharType="begin"/>
-          </w:r>
-          <w:r>
-            <w:instrText xml:space="preserve"> HYPERLINK \l "_Toc107995980" </w:instrText>
-          </w:r>
-          <w:r>
-            <w:fldChar w:fldCharType="separate"/>
-          </w:r>
-          <w:r>
-            <w:rPr>
-              <w:rStyle w:val="19"/>
-            </w:rPr>
-            <w:t>1.1</w:t>
-          </w:r>
-          <w:r>
-            <w:rPr>
-              <w:rFonts w:eastAsiaTheme="minorEastAsia"/>
-              <w:smallCaps w:val="0"/>
-              <w:sz w:val="21"/>
-              <w:szCs w:val="22"/>
-            </w:rPr>
-            <w:tab/>
-          </w:r>
-          <w:r>
-            <w:rPr>
-              <w:rStyle w:val="19"/>
-            </w:rPr>
-            <w:t>编写目的</w:t>
-          </w:r>
-          <w:r>
-            <w:tab/>
-          </w:r>
-          <w:r>
-            <w:fldChar w:fldCharType="begin"/>
-          </w:r>
-          <w:r>
-            <w:instrText xml:space="preserve"> PAGEREF _Toc107995980 \h </w:instrText>
-          </w:r>
-          <w:r>
-            <w:fldChar w:fldCharType="separate"/>
-          </w:r>
-          <w:r>
-            <w:t>1</w:t>
-          </w:r>
-          <w:r>
-            <w:fldChar w:fldCharType="end"/>
-          </w:r>
-          <w:r>
-            <w:fldChar w:fldCharType="end"/>
-          </w:r>
-        </w:p>
-        <w:p>
-          <w:pPr>
-            <w:pStyle w:val="14"/>
-            <w:tabs>
-              <w:tab w:val="left" w:pos="840"/>
-              <w:tab w:val="right" w:leader="dot" w:pos="8296"/>
-            </w:tabs>
-            <w:rPr>
-              <w:rFonts w:eastAsiaTheme="minorEastAsia"/>
-              <w:smallCaps w:val="0"/>
-              <w:sz w:val="21"/>
-              <w:szCs w:val="22"/>
-            </w:rPr>
-          </w:pPr>
-          <w:r>
-            <w:fldChar w:fldCharType="begin"/>
-          </w:r>
-          <w:r>
-            <w:instrText xml:space="preserve"> HYPERLINK \l "_Toc107995981" </w:instrText>
-          </w:r>
-          <w:r>
-            <w:fldChar w:fldCharType="separate"/>
-          </w:r>
-          <w:r>
-            <w:rPr>
-              <w:rStyle w:val="19"/>
-            </w:rPr>
-            <w:t>1.2</w:t>
-          </w:r>
-          <w:r>
-            <w:rPr>
-              <w:rFonts w:eastAsiaTheme="minorEastAsia"/>
-              <w:smallCaps w:val="0"/>
-              <w:sz w:val="21"/>
-              <w:szCs w:val="22"/>
-            </w:rPr>
-            <w:tab/>
-          </w:r>
-          <w:r>
-            <w:rPr>
-              <w:rStyle w:val="19"/>
-            </w:rPr>
-            <w:t>项目目标</w:t>
-          </w:r>
-          <w:r>
-            <w:tab/>
-          </w:r>
-          <w:r>
-            <w:fldChar w:fldCharType="begin"/>
-          </w:r>
-          <w:r>
-            <w:instrText xml:space="preserve"> PAGEREF _Toc107995981 \h </w:instrText>
-          </w:r>
-          <w:r>
-            <w:fldChar w:fldCharType="separate"/>
-          </w:r>
-          <w:r>
-            <w:t>1</w:t>
-          </w:r>
-          <w:r>
-            <w:fldChar w:fldCharType="end"/>
-          </w:r>
-          <w:r>
-            <w:fldChar w:fldCharType="end"/>
-          </w:r>
-        </w:p>
-        <w:p>
-          <w:pPr>
-            <w:pStyle w:val="11"/>
-            <w:tabs>
-              <w:tab w:val="left" w:pos="560"/>
-              <w:tab w:val="right" w:leader="dot" w:pos="8296"/>
-            </w:tabs>
-            <w:rPr>
-              <w:rFonts w:eastAsiaTheme="minorEastAsia"/>
-              <w:b w:val="0"/>
-              <w:bCs w:val="0"/>
-              <w:caps w:val="0"/>
-              <w:sz w:val="21"/>
-              <w:szCs w:val="22"/>
-            </w:rPr>
-          </w:pPr>
-          <w:r>
-            <w:fldChar w:fldCharType="begin"/>
-          </w:r>
-          <w:r>
-            <w:instrText xml:space="preserve"> HYPERLINK \l "_Toc107995982" </w:instrText>
-          </w:r>
-          <w:r>
-            <w:fldChar w:fldCharType="separate"/>
-          </w:r>
-          <w:r>
-            <w:rPr>
-              <w:rStyle w:val="19"/>
-            </w:rPr>
-            <w:t>2</w:t>
-          </w:r>
-          <w:r>
-            <w:rPr>
-              <w:rFonts w:eastAsiaTheme="minorEastAsia"/>
-              <w:b w:val="0"/>
-              <w:bCs w:val="0"/>
-              <w:caps w:val="0"/>
-              <w:sz w:val="21"/>
-              <w:szCs w:val="22"/>
-            </w:rPr>
-            <w:tab/>
-          </w:r>
-          <w:r>
-            <w:rPr>
-              <w:rStyle w:val="19"/>
-            </w:rPr>
-            <w:t>主要软件需求</w:t>
-          </w:r>
-          <w:r>
-            <w:tab/>
-          </w:r>
-          <w:r>
-            <w:fldChar w:fldCharType="begin"/>
-          </w:r>
-          <w:r>
-            <w:instrText xml:space="preserve"> PAGEREF _Toc107995982 \h </w:instrText>
-          </w:r>
-          <w:r>
-            <w:fldChar w:fldCharType="separate"/>
-          </w:r>
-          <w:r>
-            <w:t>1</w:t>
-          </w:r>
-          <w:r>
-            <w:fldChar w:fldCharType="end"/>
-          </w:r>
-          <w:r>
-            <w:fldChar w:fldCharType="end"/>
-          </w:r>
-        </w:p>
-        <w:p>
-          <w:pPr>
-            <w:pStyle w:val="11"/>
-            <w:tabs>
-              <w:tab w:val="left" w:pos="560"/>
-              <w:tab w:val="right" w:leader="dot" w:pos="8296"/>
-            </w:tabs>
-            <w:rPr>
-              <w:rFonts w:eastAsiaTheme="minorEastAsia"/>
-              <w:b w:val="0"/>
-              <w:bCs w:val="0"/>
-              <w:caps w:val="0"/>
-              <w:sz w:val="21"/>
-              <w:szCs w:val="22"/>
-            </w:rPr>
-          </w:pPr>
-          <w:r>
-            <w:fldChar w:fldCharType="begin"/>
-          </w:r>
-          <w:r>
-            <w:instrText xml:space="preserve"> HYPERLINK \l "_Toc107995983" </w:instrText>
-          </w:r>
-          <w:r>
-            <w:fldChar w:fldCharType="separate"/>
-          </w:r>
-          <w:r>
-            <w:rPr>
-              <w:rStyle w:val="19"/>
-            </w:rPr>
-            <w:t>3</w:t>
-          </w:r>
-          <w:r>
-            <w:rPr>
-              <w:rFonts w:eastAsiaTheme="minorEastAsia"/>
-              <w:b w:val="0"/>
-              <w:bCs w:val="0"/>
-              <w:caps w:val="0"/>
-              <w:sz w:val="21"/>
-              <w:szCs w:val="22"/>
-            </w:rPr>
-            <w:tab/>
-          </w:r>
-          <w:r>
-            <w:rPr>
-              <w:rStyle w:val="19"/>
-            </w:rPr>
-            <w:t>软件系统结构设计</w:t>
-          </w:r>
-          <w:r>
-            <w:tab/>
-          </w:r>
-          <w:r>
-            <w:fldChar w:fldCharType="begin"/>
-          </w:r>
-          <w:r>
-            <w:instrText xml:space="preserve"> PAGEREF _Toc107995983 \h </w:instrText>
-          </w:r>
-          <w:r>
-            <w:fldChar w:fldCharType="separate"/>
-          </w:r>
-          <w:r>
-            <w:t>1</w:t>
-          </w:r>
-          <w:r>
-            <w:fldChar w:fldCharType="end"/>
-          </w:r>
-          <w:r>
-            <w:fldChar w:fldCharType="end"/>
-          </w:r>
-        </w:p>
-        <w:p>
-          <w:pPr>
-            <w:pStyle w:val="14"/>
-            <w:tabs>
-              <w:tab w:val="left" w:pos="840"/>
-              <w:tab w:val="right" w:leader="dot" w:pos="8296"/>
-            </w:tabs>
-            <w:rPr>
-              <w:rFonts w:eastAsiaTheme="minorEastAsia"/>
-              <w:smallCaps w:val="0"/>
-              <w:sz w:val="21"/>
-              <w:szCs w:val="22"/>
-            </w:rPr>
-          </w:pPr>
-          <w:r>
-            <w:fldChar w:fldCharType="begin"/>
-          </w:r>
-          <w:r>
-            <w:instrText xml:space="preserve"> HYPERLINK \l "_Toc107995984" </w:instrText>
-          </w:r>
-          <w:r>
-            <w:fldChar w:fldCharType="separate"/>
-          </w:r>
-          <w:r>
-            <w:rPr>
-              <w:rStyle w:val="19"/>
-            </w:rPr>
-            <w:t>3.1</w:t>
-          </w:r>
-          <w:r>
-            <w:rPr>
-              <w:rFonts w:eastAsiaTheme="minorEastAsia"/>
-              <w:smallCaps w:val="0"/>
-              <w:sz w:val="21"/>
-              <w:szCs w:val="22"/>
-            </w:rPr>
-            <w:tab/>
-          </w:r>
-          <w:r>
-            <w:rPr>
-              <w:rStyle w:val="19"/>
-            </w:rPr>
-            <w:t>系统架构图</w:t>
-          </w:r>
-          <w:r>
-            <w:tab/>
-          </w:r>
-          <w:r>
-            <w:fldChar w:fldCharType="begin"/>
-          </w:r>
-          <w:r>
-            <w:instrText xml:space="preserve"> PAGEREF _Toc107995984 \h </w:instrText>
-          </w:r>
-          <w:r>
-            <w:fldChar w:fldCharType="separate"/>
-          </w:r>
-          <w:r>
-            <w:t>1</w:t>
-          </w:r>
-          <w:r>
-            <w:fldChar w:fldCharType="end"/>
-          </w:r>
-          <w:r>
-            <w:fldChar w:fldCharType="end"/>
-          </w:r>
-        </w:p>
-        <w:p>
-          <w:pPr>
-            <w:pStyle w:val="14"/>
-            <w:tabs>
-              <w:tab w:val="left" w:pos="840"/>
-              <w:tab w:val="right" w:leader="dot" w:pos="8296"/>
-            </w:tabs>
-            <w:rPr>
-              <w:rFonts w:eastAsiaTheme="minorEastAsia"/>
-              <w:smallCaps w:val="0"/>
-              <w:sz w:val="21"/>
-              <w:szCs w:val="22"/>
-            </w:rPr>
-          </w:pPr>
-          <w:r>
-            <w:fldChar w:fldCharType="begin"/>
-          </w:r>
-          <w:r>
-            <w:instrText xml:space="preserve"> HYPERLINK \l "_Toc107995985" </w:instrText>
-          </w:r>
-          <w:r>
-            <w:fldChar w:fldCharType="separate"/>
-          </w:r>
-          <w:r>
-            <w:rPr>
-              <w:rStyle w:val="19"/>
-            </w:rPr>
-            <w:t>3.2</w:t>
-          </w:r>
-          <w:r>
-            <w:rPr>
-              <w:rFonts w:eastAsiaTheme="minorEastAsia"/>
-              <w:smallCaps w:val="0"/>
-              <w:sz w:val="21"/>
-              <w:szCs w:val="22"/>
-            </w:rPr>
-            <w:tab/>
-          </w:r>
-          <w:r>
-            <w:rPr>
-              <w:rStyle w:val="19"/>
-            </w:rPr>
-            <w:t>业务流程图</w:t>
-          </w:r>
-          <w:r>
-            <w:tab/>
-          </w:r>
-          <w:r>
-            <w:fldChar w:fldCharType="begin"/>
-          </w:r>
-          <w:r>
-            <w:instrText xml:space="preserve"> PAGEREF _Toc107995985 \h </w:instrText>
-          </w:r>
-          <w:r>
-            <w:fldChar w:fldCharType="separate"/>
-          </w:r>
-          <w:r>
-            <w:t>2</w:t>
-          </w:r>
-          <w:r>
-            <w:fldChar w:fldCharType="end"/>
-          </w:r>
-          <w:r>
-            <w:fldChar w:fldCharType="end"/>
-          </w:r>
-        </w:p>
-        <w:p>
-          <w:pPr>
-            <w:pStyle w:val="14"/>
-            <w:tabs>
-              <w:tab w:val="left" w:pos="840"/>
-              <w:tab w:val="right" w:leader="dot" w:pos="8296"/>
-            </w:tabs>
-            <w:rPr>
-              <w:rFonts w:eastAsiaTheme="minorEastAsia"/>
-              <w:smallCaps w:val="0"/>
-              <w:sz w:val="21"/>
-              <w:szCs w:val="22"/>
-            </w:rPr>
-          </w:pPr>
-          <w:r>
-            <w:fldChar w:fldCharType="begin"/>
-          </w:r>
-          <w:r>
-            <w:instrText xml:space="preserve"> HYPERLINK \l "_Toc107995986" </w:instrText>
-          </w:r>
-          <w:r>
-            <w:fldChar w:fldCharType="separate"/>
-          </w:r>
-          <w:r>
-            <w:rPr>
-              <w:rStyle w:val="19"/>
-            </w:rPr>
-            <w:t>3.3</w:t>
-          </w:r>
-          <w:r>
-            <w:rPr>
-              <w:rFonts w:eastAsiaTheme="minorEastAsia"/>
-              <w:smallCaps w:val="0"/>
-              <w:sz w:val="21"/>
-              <w:szCs w:val="22"/>
-            </w:rPr>
-            <w:tab/>
-          </w:r>
-          <w:r>
-            <w:rPr>
-              <w:rStyle w:val="19"/>
-            </w:rPr>
-            <w:t>类图</w:t>
-          </w:r>
-          <w:r>
-            <w:tab/>
-          </w:r>
-          <w:r>
-            <w:fldChar w:fldCharType="begin"/>
-          </w:r>
-          <w:r>
-            <w:instrText xml:space="preserve"> PAGEREF _Toc107995986 \h </w:instrText>
-          </w:r>
-          <w:r>
-            <w:fldChar w:fldCharType="separate"/>
-          </w:r>
-          <w:r>
-            <w:t>2</w:t>
-          </w:r>
-          <w:r>
-            <w:fldChar w:fldCharType="end"/>
-          </w:r>
-          <w:r>
-            <w:fldChar w:fldCharType="end"/>
-          </w:r>
-        </w:p>
-        <w:p>
-          <w:pPr>
-            <w:pStyle w:val="14"/>
-            <w:tabs>
-              <w:tab w:val="left" w:pos="840"/>
-              <w:tab w:val="right" w:leader="dot" w:pos="8296"/>
-            </w:tabs>
-            <w:rPr>
-              <w:rFonts w:eastAsiaTheme="minorEastAsia"/>
-              <w:smallCaps w:val="0"/>
-              <w:sz w:val="21"/>
-              <w:szCs w:val="22"/>
-            </w:rPr>
-          </w:pPr>
-          <w:r>
-            <w:fldChar w:fldCharType="begin"/>
-          </w:r>
-          <w:r>
-            <w:instrText xml:space="preserve"> HYPERLINK \l "_Toc107995987" </w:instrText>
-          </w:r>
-          <w:r>
-            <w:fldChar w:fldCharType="separate"/>
-          </w:r>
-          <w:r>
-            <w:rPr>
-              <w:rStyle w:val="19"/>
-            </w:rPr>
-            <w:t>3.4</w:t>
-          </w:r>
-          <w:r>
-            <w:rPr>
-              <w:rFonts w:eastAsiaTheme="minorEastAsia"/>
-              <w:smallCaps w:val="0"/>
-              <w:sz w:val="21"/>
-              <w:szCs w:val="22"/>
-            </w:rPr>
-            <w:tab/>
-          </w:r>
-          <w:r>
-            <w:rPr>
-              <w:rStyle w:val="19"/>
-            </w:rPr>
-            <w:t>模块描述</w:t>
-          </w:r>
-          <w:r>
-            <w:tab/>
-          </w:r>
-          <w:r>
-            <w:fldChar w:fldCharType="begin"/>
-          </w:r>
-          <w:r>
-            <w:instrText xml:space="preserve"> PAGEREF _Toc107995987 \h </w:instrText>
-          </w:r>
-          <w:r>
-            <w:fldChar w:fldCharType="separate"/>
-          </w:r>
-          <w:r>
-            <w:t>3</w:t>
-          </w:r>
-          <w:r>
-            <w:fldChar w:fldCharType="end"/>
-          </w:r>
-          <w:r>
-            <w:fldChar w:fldCharType="end"/>
-          </w:r>
-        </w:p>
-        <w:p>
-          <w:pPr>
-            <w:pStyle w:val="11"/>
-            <w:tabs>
-              <w:tab w:val="left" w:pos="560"/>
-              <w:tab w:val="right" w:leader="dot" w:pos="8296"/>
-            </w:tabs>
-            <w:rPr>
-              <w:rFonts w:eastAsiaTheme="minorEastAsia"/>
-              <w:b w:val="0"/>
-              <w:bCs w:val="0"/>
-              <w:caps w:val="0"/>
-              <w:sz w:val="21"/>
-              <w:szCs w:val="22"/>
-            </w:rPr>
-          </w:pPr>
-          <w:r>
-            <w:fldChar w:fldCharType="begin"/>
-          </w:r>
-          <w:r>
-            <w:instrText xml:space="preserve"> HYPERLINK \l "_Toc107995988" </w:instrText>
-          </w:r>
-          <w:r>
-            <w:fldChar w:fldCharType="separate"/>
-          </w:r>
-          <w:r>
-            <w:rPr>
-              <w:rStyle w:val="19"/>
-            </w:rPr>
-            <w:t>4</w:t>
-          </w:r>
-          <w:r>
-            <w:rPr>
-              <w:rFonts w:eastAsiaTheme="minorEastAsia"/>
-              <w:b w:val="0"/>
-              <w:bCs w:val="0"/>
-              <w:caps w:val="0"/>
-              <w:sz w:val="21"/>
-              <w:szCs w:val="22"/>
-            </w:rPr>
-            <w:tab/>
-          </w:r>
-          <w:r>
-            <w:rPr>
-              <w:rStyle w:val="19"/>
-            </w:rPr>
-            <w:t>数据库设计</w:t>
-          </w:r>
-          <w:r>
-            <w:tab/>
-          </w:r>
-          <w:r>
-            <w:fldChar w:fldCharType="begin"/>
-          </w:r>
-          <w:r>
-            <w:instrText xml:space="preserve"> PAGEREF _Toc107995988 \h </w:instrText>
-          </w:r>
-          <w:r>
-            <w:fldChar w:fldCharType="separate"/>
-          </w:r>
-          <w:r>
-            <w:t>3</w:t>
-          </w:r>
-          <w:r>
-            <w:fldChar w:fldCharType="end"/>
-          </w:r>
-          <w:r>
-            <w:fldChar w:fldCharType="end"/>
-          </w:r>
-        </w:p>
-        <w:p>
-          <w:pPr>
-            <w:pStyle w:val="14"/>
-            <w:tabs>
-              <w:tab w:val="left" w:pos="840"/>
-              <w:tab w:val="right" w:leader="dot" w:pos="8296"/>
-            </w:tabs>
-            <w:rPr>
-              <w:rFonts w:eastAsiaTheme="minorEastAsia"/>
-              <w:smallCaps w:val="0"/>
-              <w:sz w:val="21"/>
-              <w:szCs w:val="22"/>
-            </w:rPr>
-          </w:pPr>
-          <w:r>
-            <w:fldChar w:fldCharType="begin"/>
-          </w:r>
-          <w:r>
-            <w:instrText xml:space="preserve"> HYPERLINK \l "_Toc107995989" </w:instrText>
-          </w:r>
-          <w:r>
-            <w:fldChar w:fldCharType="separate"/>
-          </w:r>
-          <w:r>
-            <w:rPr>
-              <w:rStyle w:val="19"/>
-            </w:rPr>
-            <w:t>4.1</w:t>
-          </w:r>
-          <w:r>
-            <w:rPr>
-              <w:rFonts w:eastAsiaTheme="minorEastAsia"/>
-              <w:smallCaps w:val="0"/>
-              <w:sz w:val="21"/>
-              <w:szCs w:val="22"/>
-            </w:rPr>
-            <w:tab/>
-          </w:r>
-          <w:r>
-            <w:rPr>
-              <w:rStyle w:val="19"/>
-            </w:rPr>
-            <w:t>E-R图</w:t>
-          </w:r>
-          <w:r>
-            <w:tab/>
-          </w:r>
-          <w:r>
-            <w:fldChar w:fldCharType="begin"/>
-          </w:r>
-          <w:r>
-            <w:instrText xml:space="preserve"> PAGEREF _Toc107995989 \h </w:instrText>
-          </w:r>
-          <w:r>
-            <w:fldChar w:fldCharType="separate"/>
-          </w:r>
-          <w:r>
-            <w:t>3</w:t>
-          </w:r>
-          <w:r>
-            <w:fldChar w:fldCharType="end"/>
-          </w:r>
-          <w:r>
-            <w:fldChar w:fldCharType="end"/>
-          </w:r>
-        </w:p>
-        <w:p>
-          <w:pPr>
-            <w:pStyle w:val="14"/>
-            <w:tabs>
-              <w:tab w:val="left" w:pos="840"/>
-              <w:tab w:val="right" w:leader="dot" w:pos="8296"/>
-            </w:tabs>
-            <w:rPr>
-              <w:rFonts w:eastAsiaTheme="minorEastAsia"/>
-              <w:smallCaps w:val="0"/>
-              <w:sz w:val="21"/>
-              <w:szCs w:val="22"/>
-            </w:rPr>
-          </w:pPr>
-          <w:r>
-            <w:fldChar w:fldCharType="begin"/>
-          </w:r>
-          <w:r>
-            <w:instrText xml:space="preserve"> HYPERLINK \l "_Toc107995990" </w:instrText>
-          </w:r>
-          <w:r>
-            <w:fldChar w:fldCharType="separate"/>
-          </w:r>
-          <w:r>
-            <w:rPr>
-              <w:rStyle w:val="19"/>
-            </w:rPr>
-            <w:t>4.2</w:t>
-          </w:r>
-          <w:r>
-            <w:rPr>
-              <w:rFonts w:eastAsiaTheme="minorEastAsia"/>
-              <w:smallCaps w:val="0"/>
-              <w:sz w:val="21"/>
-              <w:szCs w:val="22"/>
-            </w:rPr>
-            <w:tab/>
-          </w:r>
-          <w:r>
-            <w:rPr>
-              <w:rStyle w:val="19"/>
-            </w:rPr>
-            <w:t>数据表关系分析</w:t>
-          </w:r>
-          <w:r>
-            <w:tab/>
-          </w:r>
-          <w:r>
-            <w:fldChar w:fldCharType="begin"/>
-          </w:r>
-          <w:r>
-            <w:instrText xml:space="preserve"> PAGEREF _Toc107995990 \h </w:instrText>
-          </w:r>
-          <w:r>
-            <w:fldChar w:fldCharType="separate"/>
-          </w:r>
-          <w:r>
-            <w:t>3</w:t>
-          </w:r>
-          <w:r>
-            <w:fldChar w:fldCharType="end"/>
-          </w:r>
-          <w:r>
-            <w:fldChar w:fldCharType="end"/>
-          </w:r>
-        </w:p>
-        <w:p>
-          <w:pPr>
-            <w:pStyle w:val="14"/>
-            <w:tabs>
-              <w:tab w:val="left" w:pos="840"/>
-              <w:tab w:val="right" w:leader="dot" w:pos="8296"/>
-            </w:tabs>
-            <w:rPr>
-              <w:rFonts w:eastAsiaTheme="minorEastAsia"/>
-              <w:smallCaps w:val="0"/>
-              <w:sz w:val="21"/>
-              <w:szCs w:val="22"/>
-            </w:rPr>
-          </w:pPr>
-          <w:r>
-            <w:fldChar w:fldCharType="begin"/>
-          </w:r>
-          <w:r>
-            <w:instrText xml:space="preserve"> HYPERLINK \l "_Toc107995991" </w:instrText>
-          </w:r>
-          <w:r>
-            <w:fldChar w:fldCharType="separate"/>
-          </w:r>
-          <w:r>
-            <w:rPr>
-              <w:rStyle w:val="19"/>
-            </w:rPr>
-            <w:t>4.3</w:t>
-          </w:r>
-          <w:r>
-            <w:rPr>
-              <w:rFonts w:eastAsiaTheme="minorEastAsia"/>
-              <w:smallCaps w:val="0"/>
-              <w:sz w:val="21"/>
-              <w:szCs w:val="22"/>
-            </w:rPr>
-            <w:tab/>
-          </w:r>
-          <w:r>
-            <w:rPr>
-              <w:rStyle w:val="19"/>
-            </w:rPr>
-            <w:t>数据表设计</w:t>
-          </w:r>
-          <w:r>
-            <w:tab/>
-          </w:r>
-          <w:r>
-            <w:fldChar w:fldCharType="begin"/>
-          </w:r>
-          <w:r>
-            <w:instrText xml:space="preserve"> PAGEREF _Toc107995991 \h </w:instrText>
-          </w:r>
-          <w:r>
-            <w:fldChar w:fldCharType="separate"/>
-          </w:r>
-          <w:r>
-            <w:t>4</w:t>
-          </w:r>
-          <w:r>
-            <w:fldChar w:fldCharType="end"/>
-          </w:r>
-          <w:r>
-            <w:fldChar w:fldCharType="end"/>
-          </w:r>
-        </w:p>
-        <w:p>
-          <w:r>
-            <w:rPr>
-              <w:rFonts w:eastAsiaTheme="minorHAnsi"/>
-              <w:b/>
-              <w:bCs/>
-              <w:caps/>
-              <w:sz w:val="20"/>
-              <w:szCs w:val="20"/>
-            </w:rPr>
-            <w:fldChar w:fldCharType="end"/>
-          </w:r>
-        </w:p>
-      </w:sdtContent>
-    </w:sdt>
+        <w:t>2</w:t>
+      </w:r>
+    </w:p>
+    <w:p>
+      <w:pPr>
+        <w:pStyle w:val="14"/>
+      </w:pPr>
+      <w:r>
+        <w:rPr>
+          <w:rFonts w:ascii="Times New Roman" w:hAnsi="Times New Roman" w:eastAsia="宋体"/>
+          <w:sz w:val="21"/>
+        </w:rPr>
+        <w:t>1.1 编写目的</w:t>
+      </w:r>
+      <w:r>
+        <w:tab/>
+      </w:r>
+      <w:r>
+        <w:rPr>
+          <w:rFonts w:ascii="Times New Roman" w:hAnsi="Times New Roman" w:eastAsia="宋体"/>
+          <w:sz w:val="21"/>
+        </w:rPr>
+        <w:t>2</w:t>
+      </w:r>
+    </w:p>
+    <w:p>
+      <w:pPr>
+        <w:pStyle w:val="14"/>
+      </w:pPr>
+      <w:r>
+        <w:rPr>
+          <w:rFonts w:ascii="Times New Roman" w:hAnsi="Times New Roman" w:eastAsia="宋体"/>
+          <w:sz w:val="21"/>
+        </w:rPr>
+        <w:t>1.2 项目目标</w:t>
+      </w:r>
+      <w:r>
+        <w:tab/>
+      </w:r>
+      <w:r>
+        <w:rPr>
+          <w:rFonts w:ascii="Times New Roman" w:hAnsi="Times New Roman" w:eastAsia="宋体"/>
+          <w:sz w:val="21"/>
+        </w:rPr>
+        <w:t>2</w:t>
+      </w:r>
+    </w:p>
+    <w:p>
+      <w:pPr>
+        <w:pStyle w:val="11"/>
+      </w:pPr>
+      <w:r>
+        <w:rPr>
+          <w:rFonts w:ascii="Times New Roman" w:hAnsi="Times New Roman" w:eastAsia="宋体"/>
+          <w:sz w:val="21"/>
+        </w:rPr>
+        <w:t>2. 主要软件需求</w:t>
+      </w:r>
+      <w:r>
+        <w:tab/>
+      </w:r>
+      <w:r>
+        <w:rPr>
+          <w:rFonts w:ascii="Times New Roman" w:hAnsi="Times New Roman" w:eastAsia="宋体"/>
+          <w:sz w:val="21"/>
+        </w:rPr>
+        <w:t>3</w:t>
+      </w:r>
+    </w:p>
+    <w:p>
+      <w:pPr>
+        <w:pStyle w:val="11"/>
+      </w:pPr>
+      <w:r>
+        <w:rPr>
+          <w:rFonts w:ascii="Times New Roman" w:hAnsi="Times New Roman" w:eastAsia="宋体"/>
+          <w:sz w:val="21"/>
+        </w:rPr>
+        <w:t>3. 软件系统结构设计</w:t>
+      </w:r>
+      <w:r>
+        <w:tab/>
+      </w:r>
+      <w:r>
+        <w:rPr>
+          <w:rFonts w:ascii="Times New Roman" w:hAnsi="Times New Roman" w:eastAsia="宋体"/>
+          <w:sz w:val="21"/>
+        </w:rPr>
+        <w:t>3</w:t>
+      </w:r>
+    </w:p>
+    <w:p>
+      <w:pPr>
+        <w:pStyle w:val="14"/>
+      </w:pPr>
+      <w:r>
+        <w:rPr>
+          <w:rFonts w:ascii="Times New Roman" w:hAnsi="Times New Roman" w:eastAsia="宋体"/>
+          <w:sz w:val="21"/>
+        </w:rPr>
+        <w:t>3.1 系统架构图</w:t>
+      </w:r>
+      <w:r>
+        <w:tab/>
+      </w:r>
+      <w:r>
+        <w:rPr>
+          <w:rFonts w:ascii="Times New Roman" w:hAnsi="Times New Roman" w:eastAsia="宋体"/>
+          <w:sz w:val="21"/>
+        </w:rPr>
+        <w:t>3</w:t>
+      </w:r>
+    </w:p>
+    <w:p>
+      <w:pPr>
+        <w:pStyle w:val="14"/>
+      </w:pPr>
+      <w:r>
+        <w:rPr>
+          <w:rFonts w:ascii="Times New Roman" w:hAnsi="Times New Roman" w:eastAsia="宋体"/>
+          <w:sz w:val="21"/>
+        </w:rPr>
+        <w:t>3.2 业务流程图</w:t>
+      </w:r>
+      <w:r>
+        <w:tab/>
+      </w:r>
+      <w:r>
+        <w:rPr>
+          <w:rFonts w:ascii="Times New Roman" w:hAnsi="Times New Roman" w:eastAsia="宋体"/>
+          <w:sz w:val="21"/>
+        </w:rPr>
+        <w:t>4</w:t>
+      </w:r>
+    </w:p>
+    <w:p>
+      <w:pPr>
+        <w:pStyle w:val="14"/>
+      </w:pPr>
+      <w:r>
+        <w:rPr>
+          <w:rFonts w:ascii="Times New Roman" w:hAnsi="Times New Roman" w:eastAsia="宋体"/>
+          <w:sz w:val="21"/>
+        </w:rPr>
+        <w:t>3.3 类图</w:t>
+      </w:r>
+      <w:r>
+        <w:tab/>
+      </w:r>
+      <w:r>
+        <w:rPr>
+          <w:rFonts w:ascii="Times New Roman" w:hAnsi="Times New Roman" w:eastAsia="宋体"/>
+          <w:sz w:val="21"/>
+        </w:rPr>
+        <w:t>5</w:t>
+      </w:r>
+    </w:p>
+    <w:p>
+      <w:pPr>
+        <w:pStyle w:val="14"/>
+      </w:pPr>
+      <w:r>
+        <w:rPr>
+          <w:rFonts w:ascii="Times New Roman" w:hAnsi="Times New Roman" w:eastAsia="宋体"/>
+          <w:sz w:val="21"/>
+        </w:rPr>
+        <w:t>3.4 时序图</w:t>
+      </w:r>
+      <w:r>
+        <w:tab/>
+      </w:r>
+      <w:r>
+        <w:rPr>
+          <w:rFonts w:ascii="Times New Roman" w:hAnsi="Times New Roman" w:eastAsia="宋体"/>
+          <w:sz w:val="21"/>
+        </w:rPr>
+        <w:t>6</w:t>
+      </w:r>
+    </w:p>
+    <w:p>
+      <w:pPr>
+        <w:pStyle w:val="14"/>
+      </w:pPr>
+      <w:r>
+        <w:rPr>
+          <w:rFonts w:ascii="Times New Roman" w:hAnsi="Times New Roman" w:eastAsia="宋体"/>
+          <w:sz w:val="21"/>
+        </w:rPr>
+        <w:t>3.5 模块描述</w:t>
+      </w:r>
+      <w:r>
+        <w:tab/>
+      </w:r>
+      <w:r>
+        <w:rPr>
+          <w:rFonts w:ascii="Times New Roman" w:hAnsi="Times New Roman" w:eastAsia="宋体"/>
+          <w:sz w:val="21"/>
+        </w:rPr>
+        <w:t>8</w:t>
+      </w:r>
+    </w:p>
+    <w:p>
+      <w:pPr>
+        <w:pStyle w:val="14"/>
+      </w:pPr>
+      <w:r>
+        <w:rPr>
+          <w:rFonts w:ascii="Times New Roman" w:hAnsi="Times New Roman" w:eastAsia="宋体"/>
+          <w:sz w:val="21"/>
+        </w:rPr>
+        <w:t>3.6 界面设计</w:t>
+      </w:r>
+      <w:r>
+        <w:tab/>
+      </w:r>
+      <w:r>
+        <w:rPr>
+          <w:rFonts w:ascii="Times New Roman" w:hAnsi="Times New Roman" w:eastAsia="宋体"/>
+          <w:sz w:val="21"/>
+        </w:rPr>
+        <w:t>9</w:t>
+      </w:r>
+    </w:p>
+    <w:p>
+      <w:pPr>
+        <w:pStyle w:val="11"/>
+      </w:pPr>
+      <w:r>
+        <w:rPr>
+          <w:rFonts w:ascii="Times New Roman" w:hAnsi="Times New Roman" w:eastAsia="宋体"/>
+          <w:sz w:val="21"/>
+        </w:rPr>
+        <w:t>4. 数据库设计</w:t>
+      </w:r>
+      <w:r>
+        <w:tab/>
+      </w:r>
+      <w:r>
+        <w:rPr>
+          <w:rFonts w:ascii="Times New Roman" w:hAnsi="Times New Roman" w:eastAsia="宋体"/>
+          <w:sz w:val="21"/>
+        </w:rPr>
+        <w:t>11</w:t>
+      </w:r>
+    </w:p>
+    <w:p>
+      <w:pPr>
+        <w:pStyle w:val="14"/>
+      </w:pPr>
+      <w:r>
+        <w:rPr>
+          <w:rFonts w:ascii="Times New Roman" w:hAnsi="Times New Roman" w:eastAsia="宋体"/>
+          <w:sz w:val="21"/>
+        </w:rPr>
+        <w:t>4.1 E-R图</w:t>
+      </w:r>
+      <w:r>
+        <w:tab/>
+      </w:r>
+      <w:r>
+        <w:rPr>
+          <w:rFonts w:ascii="Times New Roman" w:hAnsi="Times New Roman" w:eastAsia="宋体"/>
+          <w:sz w:val="21"/>
+        </w:rPr>
+        <w:t>11</w:t>
+      </w:r>
+    </w:p>
+    <w:p>
+      <w:pPr>
+        <w:pStyle w:val="14"/>
+      </w:pPr>
+      <w:r>
+        <w:rPr>
+          <w:rFonts w:ascii="Times New Roman" w:hAnsi="Times New Roman" w:eastAsia="宋体"/>
+          <w:sz w:val="21"/>
+        </w:rPr>
+        <w:t>4.2 逻辑模型</w:t>
+      </w:r>
+      <w:r>
+        <w:tab/>
+      </w:r>
+      <w:r>
+        <w:rPr>
+          <w:rFonts w:ascii="Times New Roman" w:hAnsi="Times New Roman" w:eastAsia="宋体"/>
+          <w:sz w:val="21"/>
+        </w:rPr>
+        <w:t>12</w:t>
+      </w:r>
+    </w:p>
+    <w:p>
+      <w:pPr>
+        <w:pStyle w:val="14"/>
+      </w:pPr>
+      <w:r>
+        <w:rPr>
+          <w:rFonts w:ascii="Times New Roman" w:hAnsi="Times New Roman" w:eastAsia="宋体"/>
+          <w:sz w:val="21"/>
+        </w:rPr>
+        <w:t>4.3 数据表物理模型</w:t>
+      </w:r>
+      <w:r>
+        <w:tab/>
+      </w:r>
+      <w:r>
+        <w:rPr>
+          <w:rFonts w:ascii="Times New Roman" w:hAnsi="Times New Roman" w:eastAsia="宋体"/>
+          <w:sz w:val="21"/>
+        </w:rPr>
+        <w:t>13</w:t>
+      </w:r>
+    </w:p>
     <w:p>
       <w:pPr>
         <w:tabs>
